--- a/Orga/26ss_NN_Aufgabenstellung_Projektarbeit.docx
+++ b/Orga/26ss_NN_Aufgabenstellung_Projektarbeit.docx
@@ -1,6 +1,6 @@
 
 <file path=word/document.xml><?xml version="1.0" encoding="utf-8"?>
-<w:document xmlns:wpc="http://schemas.microsoft.com/office/word/2010/wordprocessingCanvas" xmlns:cx="http://schemas.microsoft.com/office/drawing/2014/chartex" xmlns:cx1="http://schemas.microsoft.com/office/drawing/2015/9/8/chartex" xmlns:cx2="http://schemas.microsoft.com/office/drawing/2015/10/21/chartex" xmlns:cx3="http://schemas.microsoft.com/office/drawing/2016/5/9/chartex" xmlns:cx4="http://schemas.microsoft.com/office/drawing/2016/5/10/chartex" xmlns:cx5="http://schemas.microsoft.com/office/drawing/2016/5/11/chartex" xmlns:cx6="http://schemas.microsoft.com/office/drawing/2016/5/12/chartex" xmlns:cx7="http://schemas.microsoft.com/office/drawing/2016/5/13/chartex" xmlns:cx8="http://schemas.microsoft.com/office/drawing/2016/5/14/chartex" xmlns:mc="http://schemas.openxmlformats.org/markup-compatibility/2006" xmlns:aink="http://schemas.microsoft.com/office/drawing/2016/ink" xmlns:am3d="http://schemas.microsoft.com/office/drawing/2017/model3d" xmlns:o="urn:schemas-microsoft-com:office:office" xmlns:r="http://schemas.openxmlformats.org/officeDocument/2006/relationships" xmlns:m="http://schemas.openxmlformats.org/officeDocument/2006/math" xmlns:v="urn:schemas-microsoft-com:vml" xmlns:wp14="http://schemas.microsoft.com/office/word/2010/wordprocessingDrawing" xmlns:wp="http://schemas.openxmlformats.org/drawingml/2006/wordprocessingDrawing" xmlns:w10="urn:schemas-microsoft-com:office:word" xmlns:w="http://schemas.openxmlformats.org/wordprocessingml/2006/main" xmlns:w14="http://schemas.microsoft.com/office/word/2010/wordml" xmlns:w15="http://schemas.microsoft.com/office/word/2012/wordml" xmlns:w16cex="http://schemas.microsoft.com/office/word/2018/wordml/cex" xmlns:w16cid="http://schemas.microsoft.com/office/word/2016/wordml/cid" xmlns:w16="http://schemas.microsoft.com/office/word/2018/wordml" xmlns:w16sdtdh="http://schemas.microsoft.com/office/word/2020/wordml/sdtdatahash" xmlns:w16se="http://schemas.microsoft.com/office/word/2015/wordml/symex" xmlns:wpg="http://schemas.microsoft.com/office/word/2010/wordprocessingGroup" xmlns:wpi="http://schemas.microsoft.com/office/word/2010/wordprocessingInk" xmlns:wne="http://schemas.microsoft.com/office/word/2006/wordml" xmlns:wps="http://schemas.microsoft.com/office/word/2010/wordprocessingShape" mc:Ignorable="w14 w15 w16se w16cid w16 w16cex w16sdtdh wp14">
+<w:document xmlns:wpc="http://schemas.microsoft.com/office/word/2010/wordprocessingCanvas" xmlns:cx="http://schemas.microsoft.com/office/drawing/2014/chartex" xmlns:cx1="http://schemas.microsoft.com/office/drawing/2015/9/8/chartex" xmlns:cx2="http://schemas.microsoft.com/office/drawing/2015/10/21/chartex" xmlns:cx3="http://schemas.microsoft.com/office/drawing/2016/5/9/chartex" xmlns:cx4="http://schemas.microsoft.com/office/drawing/2016/5/10/chartex" xmlns:cx5="http://schemas.microsoft.com/office/drawing/2016/5/11/chartex" xmlns:cx6="http://schemas.microsoft.com/office/drawing/2016/5/12/chartex" xmlns:cx7="http://schemas.microsoft.com/office/drawing/2016/5/13/chartex" xmlns:cx8="http://schemas.microsoft.com/office/drawing/2016/5/14/chartex" xmlns:mc="http://schemas.openxmlformats.org/markup-compatibility/2006" xmlns:aink="http://schemas.microsoft.com/office/drawing/2016/ink" xmlns:am3d="http://schemas.microsoft.com/office/drawing/2017/model3d" xmlns:o="urn:schemas-microsoft-com:office:office" xmlns:oel="http://schemas.microsoft.com/office/2019/extlst" xmlns:r="http://schemas.openxmlformats.org/officeDocument/2006/relationships" xmlns:m="http://schemas.openxmlformats.org/officeDocument/2006/math" xmlns:v="urn:schemas-microsoft-com:vml" xmlns:wp14="http://schemas.microsoft.com/office/word/2010/wordprocessingDrawing" xmlns:wp="http://schemas.openxmlformats.org/drawingml/2006/wordprocessingDrawing" xmlns:w10="urn:schemas-microsoft-com:office:word" xmlns:w="http://schemas.openxmlformats.org/wordprocessingml/2006/main" xmlns:w14="http://schemas.microsoft.com/office/word/2010/wordml" xmlns:w15="http://schemas.microsoft.com/office/word/2012/wordml" xmlns:w16cex="http://schemas.microsoft.com/office/word/2018/wordml/cex" xmlns:w16cid="http://schemas.microsoft.com/office/word/2016/wordml/cid" xmlns:w16="http://schemas.microsoft.com/office/word/2018/wordml" xmlns:w16du="http://schemas.microsoft.com/office/word/2023/wordml/word16du" xmlns:w16sdtdh="http://schemas.microsoft.com/office/word/2020/wordml/sdtdatahash" xmlns:w16sdtfl="http://schemas.microsoft.com/office/word/2024/wordml/sdtformatlock" xmlns:w16se="http://schemas.microsoft.com/office/word/2015/wordml/symex" xmlns:wpg="http://schemas.microsoft.com/office/word/2010/wordprocessingGroup" xmlns:wpi="http://schemas.microsoft.com/office/word/2010/wordprocessingInk" xmlns:wne="http://schemas.microsoft.com/office/word/2006/wordml" xmlns:wps="http://schemas.microsoft.com/office/word/2010/wordprocessingShape" mc:Ignorable="w14 w15 w16se w16cid w16 w16cex w16sdtdh w16sdtfl w16du wp14">
   <w:body>
     <w:tbl>
       <w:tblPr>
@@ -115,7 +115,7 @@
                 <w:szCs w:val="36"/>
               </w:rPr>
               <w:drawing>
-                <wp:anchor distT="0" distB="0" distL="114300" distR="114300" simplePos="0" relativeHeight="251659264" behindDoc="1" locked="0" layoutInCell="1" allowOverlap="1">
+                <wp:anchor distT="0" distB="0" distL="114300" distR="114300" simplePos="0" relativeHeight="251659264" behindDoc="1" locked="0" layoutInCell="1" allowOverlap="1" wp14:anchorId="7F9CABCC" wp14:editId="3877A2B4">
                   <wp:simplePos x="0" y="0"/>
                   <wp:positionH relativeFrom="column">
                     <wp:posOffset>2066290</wp:posOffset>
@@ -186,7 +186,7 @@
                 <w:szCs w:val="36"/>
               </w:rPr>
               <w:drawing>
-                <wp:anchor distT="0" distB="0" distL="114300" distR="114300" simplePos="0" relativeHeight="251658240" behindDoc="1" locked="0" layoutInCell="1" allowOverlap="1">
+                <wp:anchor distT="0" distB="0" distL="114300" distR="114300" simplePos="0" relativeHeight="251658240" behindDoc="1" locked="0" layoutInCell="1" allowOverlap="1" wp14:anchorId="60A994F4" wp14:editId="64C42C01">
                   <wp:simplePos x="0" y="0"/>
                   <wp:positionH relativeFrom="column">
                     <wp:posOffset>15240</wp:posOffset>
@@ -307,18 +307,17 @@
               <w:ind w:left="142"/>
               <w:rPr>
                 <w:rFonts w:ascii="Arial" w:hAnsi="Arial" w:cs="Arial"/>
-                <w:b/>
-                <w:sz w:val="20"/>
-                <w:szCs w:val="20"/>
-              </w:rPr>
-            </w:pPr>
-            <w:r>
-              <w:rPr>
-                <w:rFonts w:ascii="Arial" w:hAnsi="Arial" w:cs="Arial"/>
-                <w:sz w:val="20"/>
-                <w:szCs w:val="20"/>
-              </w:rPr>
-              <w:t>Xxx</w:t>
+                <w:sz w:val="20"/>
+                <w:szCs w:val="20"/>
+              </w:rPr>
+            </w:pPr>
+            <w:r>
+              <w:rPr>
+                <w:rFonts w:ascii="Arial" w:hAnsi="Arial" w:cs="Arial"/>
+                <w:sz w:val="20"/>
+                <w:szCs w:val="20"/>
+              </w:rPr>
+              <w:t>Backend-Entwicklung zur Kopplung medizinischer Visualisierungstools mit öffentlichen Forschungsdatenbanken.</w:t>
             </w:r>
           </w:p>
           <w:p>
@@ -344,15 +343,6 @@
                 <w:szCs w:val="20"/>
               </w:rPr>
             </w:pPr>
-            <w:r>
-              <w:rPr>
-                <w:rFonts w:ascii="Arial" w:hAnsi="Arial" w:cs="Arial"/>
-                <w:b/>
-                <w:sz w:val="20"/>
-                <w:szCs w:val="20"/>
-              </w:rPr>
-              <w:t>Hintergrund zum Projektthema:</w:t>
-            </w:r>
           </w:p>
           <w:p>
             <w:pPr>
@@ -360,17 +350,19 @@
               <w:ind w:left="142"/>
               <w:rPr>
                 <w:rFonts w:ascii="Arial" w:hAnsi="Arial" w:cs="Arial"/>
-                <w:sz w:val="20"/>
-                <w:szCs w:val="20"/>
-              </w:rPr>
-            </w:pPr>
-            <w:r>
-              <w:rPr>
-                <w:rFonts w:ascii="Arial" w:hAnsi="Arial" w:cs="Arial"/>
-                <w:sz w:val="20"/>
-                <w:szCs w:val="20"/>
-              </w:rPr>
-              <w:t xml:space="preserve">Xxx (Hier soll zunächst der Hintergrund und die Motivation für die Arbeit erläutert werden (ca. 5 Zeilen)). </w:t>
+                <w:b/>
+                <w:sz w:val="20"/>
+                <w:szCs w:val="20"/>
+              </w:rPr>
+            </w:pPr>
+            <w:r>
+              <w:rPr>
+                <w:rFonts w:ascii="Arial" w:hAnsi="Arial" w:cs="Arial"/>
+                <w:b/>
+                <w:sz w:val="20"/>
+                <w:szCs w:val="20"/>
+              </w:rPr>
+              <w:t>Hintergrund zum Projektthema:</w:t>
             </w:r>
           </w:p>
           <w:p>
@@ -379,6 +371,59 @@
               <w:ind w:left="142"/>
               <w:rPr>
                 <w:rFonts w:ascii="Arial" w:hAnsi="Arial" w:cs="Arial"/>
+                <w:sz w:val="20"/>
+                <w:szCs w:val="20"/>
+              </w:rPr>
+            </w:pPr>
+            <w:r>
+              <w:rPr>
+                <w:rFonts w:ascii="Arial" w:hAnsi="Arial" w:cs="Arial"/>
+                <w:sz w:val="20"/>
+                <w:szCs w:val="20"/>
+              </w:rPr>
+              <w:t xml:space="preserve">Diese Projektarbeit entsteht im Rahmen einer Kooperation mit der Universität Oviedo, die international für ihre Forschung in den Bereichen Onkologie und Genetik bekannt ist. Die Analyse von DNA-Sequenzen und Krebsdaten erzeugt enorme Mengen komplexer Informationen, deren Verarbeitung mit klassischen Werkzeugen zunehmend an Grenzen stößt. Um die wissenschaftliche Arbeit zu beschleunigen und Forschenden den Zugang zu relevanten Daten zu erleichtern, hat die Partneruniversität ein interaktives Visualisierungstool für die explorative Analyse medizinischer Forschungsdaten entwickelt. Damit dieses Werkzeug sein Potenzial entfalten kann, ist ein leistungsfähiges </w:t>
+            </w:r>
+            <w:proofErr w:type="gramStart"/>
+            <w:r>
+              <w:rPr>
+                <w:rFonts w:ascii="Arial" w:hAnsi="Arial" w:cs="Arial"/>
+                <w:sz w:val="20"/>
+                <w:szCs w:val="20"/>
+              </w:rPr>
+              <w:t>Backend</w:t>
+            </w:r>
+            <w:proofErr w:type="gramEnd"/>
+            <w:r>
+              <w:rPr>
+                <w:rFonts w:ascii="Arial" w:hAnsi="Arial" w:cs="Arial"/>
+                <w:sz w:val="20"/>
+                <w:szCs w:val="20"/>
+              </w:rPr>
+              <w:t xml:space="preserve"> erforderlich, </w:t>
+            </w:r>
+            <w:r>
+              <w:rPr>
+                <w:rFonts w:ascii="Arial" w:hAnsi="Arial" w:cs="Arial"/>
+                <w:sz w:val="20"/>
+                <w:szCs w:val="20"/>
+              </w:rPr>
+              <w:t>dass</w:t>
+            </w:r>
+            <w:r>
+              <w:rPr>
+                <w:rFonts w:ascii="Arial" w:hAnsi="Arial" w:cs="Arial"/>
+                <w:sz w:val="20"/>
+                <w:szCs w:val="20"/>
+              </w:rPr>
+              <w:t xml:space="preserve"> die benötigten Daten automatisiert beschafft und in einer für die Visualisierung geeigneten Form bereitstellt.</w:t>
+            </w:r>
+          </w:p>
+          <w:p>
+            <w:pPr>
+              <w:spacing w:before="40"/>
+              <w:ind w:left="142"/>
+              <w:rPr>
+                <w:rFonts w:ascii="Arial" w:hAnsi="Arial" w:cs="Arial"/>
                 <w:b/>
                 <w:sz w:val="16"/>
                 <w:szCs w:val="16"/>
@@ -422,18 +467,7 @@
                 <w:sz w:val="20"/>
                 <w:szCs w:val="20"/>
               </w:rPr>
-              <w:t xml:space="preserve">Xxxx (Hier sind nun konkret die zu erfüllenden Aufgaben (möglichst konkret und überprüfbar) darzustellen. </w:t>
-            </w:r>
-            <w:r>
-              <w:t xml:space="preserve"> </w:t>
-            </w:r>
-            <w:r>
-              <w:rPr>
-                <w:rFonts w:ascii="Arial" w:hAnsi="Arial" w:cs="Arial"/>
-                <w:sz w:val="20"/>
-                <w:szCs w:val="20"/>
-              </w:rPr>
-              <w:t>Randbedingungen: Was ist schon vorhanden? Spezielle Ausrüstung? (ca. 8 Zeilen))</w:t>
+              <w:t>Im Rahmen dieses Projekts soll das Backend zur automatisierten Datenbeschaffung für das Visualisierungstool der Partneruniversität konzipiert und prototypisch umgesetzt werden. Aufgabe ist die Entwicklung einer Anwendung, die aus einer Beschreibung der Forschungsfrage die relevanten Daten aus öffentlichen Repositorien identifiziert, abruft und in einem für die Visualisierung geeigneten Format bereitstellt. Welche Methoden und Werkzeuge dabei zum Einsatz kommen, ist Teil der konzeptionellen Arbeit und durch die Studierenden begründet zu wählen.</w:t>
             </w:r>
           </w:p>
           <w:p>
@@ -493,7 +527,39 @@
                 <w:sz w:val="20"/>
                 <w:szCs w:val="20"/>
               </w:rPr>
-              <w:t>Ziel 1 (ca. 6 Punkte)</w:t>
+              <w:t>Einarbeitung in dem Stand der Technik (</w:t>
+            </w:r>
+            <w:r>
+              <w:rPr>
+                <w:rFonts w:ascii="Arial" w:hAnsi="Arial" w:cs="Arial"/>
+                <w:sz w:val="20"/>
+                <w:szCs w:val="20"/>
+              </w:rPr>
+              <w:t xml:space="preserve">z.B.: </w:t>
+            </w:r>
+            <w:r>
+              <w:rPr>
+                <w:rFonts w:ascii="Arial" w:hAnsi="Arial" w:cs="Arial"/>
+                <w:sz w:val="20"/>
+                <w:szCs w:val="20"/>
+              </w:rPr>
+              <w:t xml:space="preserve">Ontologien, Datenbanken und </w:t>
+            </w:r>
+            <w:r>
+              <w:rPr>
+                <w:rFonts w:ascii="Arial" w:hAnsi="Arial" w:cs="Arial"/>
+                <w:sz w:val="20"/>
+                <w:szCs w:val="20"/>
+              </w:rPr>
+              <w:t xml:space="preserve">deren </w:t>
+            </w:r>
+            <w:r>
+              <w:rPr>
+                <w:rFonts w:ascii="Arial" w:hAnsi="Arial" w:cs="Arial"/>
+                <w:sz w:val="20"/>
+                <w:szCs w:val="20"/>
+              </w:rPr>
+              <w:t>Programmiersprachen)</w:t>
             </w:r>
           </w:p>
           <w:p>
@@ -520,7 +586,123 @@
                 <w:sz w:val="20"/>
                 <w:szCs w:val="20"/>
               </w:rPr>
-              <w:t>…</w:t>
+              <w:t xml:space="preserve">Konzept- und </w:t>
+            </w:r>
+            <w:r>
+              <w:rPr>
+                <w:rFonts w:ascii="Arial" w:hAnsi="Arial" w:cs="Arial"/>
+                <w:sz w:val="20"/>
+                <w:szCs w:val="20"/>
+              </w:rPr>
+              <w:t>Systemdesign</w:t>
+            </w:r>
+          </w:p>
+          <w:p>
+            <w:pPr>
+              <w:numPr>
+                <w:ilvl w:val="0"/>
+                <w:numId w:val="9"/>
+              </w:numPr>
+              <w:tabs>
+                <w:tab w:val="clear" w:pos="720"/>
+                <w:tab w:val="num" w:pos="284"/>
+              </w:tabs>
+              <w:spacing w:before="40"/>
+              <w:ind w:left="142" w:firstLine="0"/>
+              <w:rPr>
+                <w:rFonts w:ascii="Arial" w:hAnsi="Arial" w:cs="Arial"/>
+                <w:sz w:val="20"/>
+                <w:szCs w:val="20"/>
+              </w:rPr>
+            </w:pPr>
+            <w:r>
+              <w:rPr>
+                <w:rFonts w:ascii="Arial" w:hAnsi="Arial" w:cs="Arial"/>
+                <w:sz w:val="20"/>
+                <w:szCs w:val="20"/>
+              </w:rPr>
+              <w:t>Implantierung</w:t>
+            </w:r>
+          </w:p>
+          <w:p>
+            <w:pPr>
+              <w:numPr>
+                <w:ilvl w:val="0"/>
+                <w:numId w:val="9"/>
+              </w:numPr>
+              <w:tabs>
+                <w:tab w:val="clear" w:pos="720"/>
+                <w:tab w:val="num" w:pos="284"/>
+              </w:tabs>
+              <w:spacing w:before="40"/>
+              <w:ind w:left="142" w:firstLine="0"/>
+              <w:rPr>
+                <w:rFonts w:ascii="Arial" w:hAnsi="Arial" w:cs="Arial"/>
+                <w:sz w:val="20"/>
+                <w:szCs w:val="20"/>
+              </w:rPr>
+            </w:pPr>
+            <w:r>
+              <w:rPr>
+                <w:rFonts w:ascii="Arial" w:hAnsi="Arial" w:cs="Arial"/>
+                <w:sz w:val="20"/>
+                <w:szCs w:val="20"/>
+              </w:rPr>
+              <w:t xml:space="preserve">Validierung des Systems </w:t>
+            </w:r>
+          </w:p>
+          <w:p>
+            <w:pPr>
+              <w:numPr>
+                <w:ilvl w:val="0"/>
+                <w:numId w:val="9"/>
+              </w:numPr>
+              <w:tabs>
+                <w:tab w:val="clear" w:pos="720"/>
+                <w:tab w:val="num" w:pos="284"/>
+              </w:tabs>
+              <w:spacing w:before="40"/>
+              <w:ind w:left="142" w:firstLine="0"/>
+              <w:rPr>
+                <w:rFonts w:ascii="Arial" w:hAnsi="Arial" w:cs="Arial"/>
+                <w:sz w:val="20"/>
+                <w:szCs w:val="20"/>
+              </w:rPr>
+            </w:pPr>
+            <w:r>
+              <w:rPr>
+                <w:rFonts w:ascii="Arial" w:hAnsi="Arial" w:cs="Arial"/>
+                <w:sz w:val="20"/>
+                <w:szCs w:val="20"/>
+              </w:rPr>
+              <w:t>Evaluierung und Verbesserungsmöglichkeiten</w:t>
+            </w:r>
+          </w:p>
+          <w:p>
+            <w:pPr>
+              <w:numPr>
+                <w:ilvl w:val="0"/>
+                <w:numId w:val="9"/>
+              </w:numPr>
+              <w:tabs>
+                <w:tab w:val="clear" w:pos="720"/>
+                <w:tab w:val="num" w:pos="284"/>
+              </w:tabs>
+              <w:spacing w:before="40"/>
+              <w:ind w:left="142" w:firstLine="0"/>
+              <w:rPr>
+                <w:rFonts w:ascii="Arial" w:hAnsi="Arial" w:cs="Arial"/>
+                <w:sz w:val="20"/>
+                <w:szCs w:val="20"/>
+              </w:rPr>
+            </w:pPr>
+            <w:r>
+              <w:rPr>
+                <w:rFonts w:ascii="Arial" w:hAnsi="Arial" w:cs="Arial"/>
+                <w:sz w:val="20"/>
+                <w:szCs w:val="20"/>
+              </w:rPr>
+              <w:t>Dokumentieren und Präsentieren</w:t>
             </w:r>
           </w:p>
           <w:p>
@@ -540,206 +722,95 @@
               <w:ind w:left="142"/>
               <w:rPr>
                 <w:rFonts w:ascii="Arial" w:hAnsi="Arial" w:cs="Arial"/>
-                <w:b/>
-                <w:sz w:val="20"/>
-                <w:szCs w:val="20"/>
-              </w:rPr>
-            </w:pPr>
-            <w:r>
-              <w:rPr>
-                <w:rFonts w:ascii="Arial" w:hAnsi="Arial" w:cs="Arial"/>
-                <w:b/>
-                <w:sz w:val="20"/>
-                <w:szCs w:val="20"/>
-              </w:rPr>
-              <w:t>Dokumentation</w:t>
-            </w:r>
+                <w:sz w:val="20"/>
+                <w:szCs w:val="20"/>
+              </w:rPr>
+            </w:pPr>
           </w:p>
           <w:p>
             <w:pPr>
               <w:spacing w:before="40"/>
-              <w:ind w:left="142"/>
-              <w:rPr>
-                <w:rFonts w:ascii="Arial" w:hAnsi="Arial" w:cs="Arial"/>
-                <w:sz w:val="20"/>
-                <w:szCs w:val="20"/>
-              </w:rPr>
-            </w:pPr>
-            <w:r>
-              <w:rPr>
-                <w:rFonts w:ascii="Arial" w:hAnsi="Arial" w:cs="Arial"/>
-                <w:sz w:val="20"/>
-                <w:szCs w:val="20"/>
-              </w:rPr>
-              <w:t>Xxx</w:t>
+              <w:rPr>
+                <w:rFonts w:ascii="Arial" w:hAnsi="Arial" w:cs="Arial"/>
+                <w:sz w:val="20"/>
+                <w:szCs w:val="20"/>
+              </w:rPr>
+            </w:pPr>
+            <w:r>
+              <w:rPr>
+                <w:noProof/>
+              </w:rPr>
+              <mc:AlternateContent>
+                <mc:Choice Requires="wps">
+                  <w:drawing>
+                    <wp:inline distT="0" distB="0" distL="0" distR="0" wp14:anchorId="490147CE" wp14:editId="5BDB3887">
+                      <wp:extent cx="304800" cy="304800"/>
+                      <wp:effectExtent l="0" t="0" r="0" b="0"/>
+                      <wp:docPr id="1440296693" name="Rechteck 1"/>
+                      <wp:cNvGraphicFramePr>
+                        <a:graphicFrameLocks xmlns:a="http://schemas.openxmlformats.org/drawingml/2006/main" noChangeAspect="1"/>
+                      </wp:cNvGraphicFramePr>
+                      <a:graphic xmlns:a="http://schemas.openxmlformats.org/drawingml/2006/main">
+                        <a:graphicData uri="http://schemas.microsoft.com/office/word/2010/wordprocessingShape">
+                          <wps:wsp>
+                            <wps:cNvSpPr>
+                              <a:spLocks noChangeAspect="1" noChangeArrowheads="1"/>
+                            </wps:cNvSpPr>
+                            <wps:spPr bwMode="auto">
+                              <a:xfrm>
+                                <a:off x="0" y="0"/>
+                                <a:ext cx="304800" cy="304800"/>
+                              </a:xfrm>
+                              <a:prstGeom prst="rect">
+                                <a:avLst/>
+                              </a:prstGeom>
+                              <a:noFill/>
+                              <a:ln>
+                                <a:noFill/>
+                              </a:ln>
+                              <a:extLst>
+                                <a:ext uri="{909E8E84-426E-40DD-AFC4-6F175D3DCCD1}">
+                                  <a14:hiddenFill xmlns:a14="http://schemas.microsoft.com/office/drawing/2010/main">
+                                    <a:solidFill>
+                                      <a:srgbClr val="FFFFFF"/>
+                                    </a:solidFill>
+                                  </a14:hiddenFill>
+                                </a:ext>
+                                <a:ext uri="{91240B29-F687-4F45-9708-019B960494DF}">
+                                  <a14:hiddenLine xmlns:a14="http://schemas.microsoft.com/office/drawing/2010/main" w="9525">
+                                    <a:solidFill>
+                                      <a:srgbClr val="000000"/>
+                                    </a:solidFill>
+                                    <a:miter lim="800000"/>
+                                    <a:headEnd/>
+                                    <a:tailEnd/>
+                                  </a14:hiddenLine>
+                                </a:ext>
+                              </a:extLst>
+                            </wps:spPr>
+                            <wps:bodyPr rot="0" vert="horz" wrap="square" lIns="91440" tIns="45720" rIns="91440" bIns="45720" anchor="t" anchorCtr="0" upright="1">
+                              <a:noAutofit/>
+                            </wps:bodyPr>
+                          </wps:wsp>
+                        </a:graphicData>
+                      </a:graphic>
+                    </wp:inline>
+                  </w:drawing>
+                </mc:Choice>
+                <mc:Fallback>
+                  <w:pict>
+                    <v:rect w14:anchorId="5C99A788" id="Rechteck 1" o:spid="_x0000_s1026" style="width:24pt;height:24pt;visibility:visible;mso-wrap-style:square;mso-left-percent:-10001;mso-top-percent:-10001;mso-position-horizontal:absolute;mso-position-horizontal-relative:char;mso-position-vertical:absolute;mso-position-vertical-relative:line;mso-left-percent:-10001;mso-top-percent:-10001;v-text-anchor:top" o:gfxdata="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" filled="f" stroked="f">
+                      <o:lock v:ext="edit" aspectratio="t"/>
+                      <w10:anchorlock/>
+                    </v:rect>
+                  </w:pict>
+                </mc:Fallback>
+              </mc:AlternateContent>
             </w:r>
           </w:p>
           <w:p>
             <w:pPr>
               <w:spacing w:before="40"/>
-              <w:ind w:left="142"/>
-              <w:rPr>
-                <w:rFonts w:ascii="Arial" w:hAnsi="Arial" w:cs="Arial"/>
-                <w:sz w:val="20"/>
-                <w:szCs w:val="20"/>
-              </w:rPr>
-            </w:pPr>
-          </w:p>
-          <w:p>
-            <w:pPr>
-              <w:spacing w:before="40"/>
-              <w:ind w:left="142"/>
-              <w:rPr>
-                <w:rFonts w:ascii="Arial" w:hAnsi="Arial" w:cs="Arial"/>
-                <w:sz w:val="20"/>
-                <w:szCs w:val="20"/>
-              </w:rPr>
-            </w:pPr>
-            <w:r>
-              <w:rPr>
-                <w:rFonts w:ascii="Arial" w:hAnsi="Arial" w:cs="Arial"/>
-                <w:sz w:val="20"/>
-                <w:szCs w:val="20"/>
-              </w:rPr>
-              <w:t>Bild?</w:t>
-            </w:r>
-          </w:p>
-          <w:p>
-            <w:pPr>
-              <w:spacing w:before="40"/>
-              <w:ind w:left="142"/>
-              <w:rPr>
-                <w:rFonts w:ascii="Arial" w:hAnsi="Arial" w:cs="Arial"/>
-                <w:sz w:val="20"/>
-                <w:szCs w:val="20"/>
-              </w:rPr>
-            </w:pPr>
-          </w:p>
-          <w:p>
-            <w:pPr>
-              <w:spacing w:before="40"/>
-              <w:ind w:left="142"/>
-              <w:rPr>
-                <w:rFonts w:ascii="Arial" w:hAnsi="Arial" w:cs="Arial"/>
-                <w:sz w:val="20"/>
-                <w:szCs w:val="20"/>
-              </w:rPr>
-            </w:pPr>
-          </w:p>
-          <w:p>
-            <w:pPr>
-              <w:spacing w:before="40"/>
-              <w:ind w:left="142"/>
-              <w:rPr>
-                <w:rFonts w:ascii="Arial" w:hAnsi="Arial" w:cs="Arial"/>
-                <w:sz w:val="20"/>
-                <w:szCs w:val="20"/>
-              </w:rPr>
-            </w:pPr>
-          </w:p>
-          <w:p>
-            <w:pPr>
-              <w:spacing w:before="40"/>
-              <w:ind w:left="142"/>
-              <w:rPr>
-                <w:rFonts w:ascii="Arial" w:hAnsi="Arial" w:cs="Arial"/>
-                <w:sz w:val="20"/>
-                <w:szCs w:val="20"/>
-              </w:rPr>
-            </w:pPr>
-          </w:p>
-          <w:p>
-            <w:pPr>
-              <w:spacing w:before="40"/>
-              <w:ind w:left="142"/>
-              <w:rPr>
-                <w:rFonts w:ascii="Arial" w:hAnsi="Arial" w:cs="Arial"/>
-                <w:sz w:val="20"/>
-                <w:szCs w:val="20"/>
-              </w:rPr>
-            </w:pPr>
-          </w:p>
-          <w:p>
-            <w:pPr>
-              <w:spacing w:before="40"/>
-              <w:ind w:left="142"/>
-              <w:rPr>
-                <w:rFonts w:ascii="Arial" w:hAnsi="Arial" w:cs="Arial"/>
-                <w:sz w:val="20"/>
-                <w:szCs w:val="20"/>
-              </w:rPr>
-            </w:pPr>
-          </w:p>
-          <w:p>
-            <w:pPr>
-              <w:spacing w:before="40"/>
-              <w:ind w:left="142"/>
-              <w:rPr>
-                <w:rFonts w:ascii="Arial" w:hAnsi="Arial" w:cs="Arial"/>
-                <w:sz w:val="20"/>
-                <w:szCs w:val="20"/>
-              </w:rPr>
-            </w:pPr>
-          </w:p>
-          <w:p>
-            <w:pPr>
-              <w:spacing w:before="40"/>
-              <w:ind w:left="142"/>
-              <w:rPr>
-                <w:rFonts w:ascii="Arial" w:hAnsi="Arial" w:cs="Arial"/>
-                <w:sz w:val="20"/>
-                <w:szCs w:val="20"/>
-              </w:rPr>
-            </w:pPr>
-          </w:p>
-          <w:p>
-            <w:pPr>
-              <w:spacing w:before="40"/>
-              <w:ind w:left="142"/>
-              <w:rPr>
-                <w:rFonts w:ascii="Arial" w:hAnsi="Arial" w:cs="Arial"/>
-                <w:sz w:val="20"/>
-                <w:szCs w:val="20"/>
-              </w:rPr>
-            </w:pPr>
-          </w:p>
-          <w:p>
-            <w:pPr>
-              <w:spacing w:before="40"/>
-              <w:ind w:left="142"/>
-              <w:rPr>
-                <w:rFonts w:ascii="Arial" w:hAnsi="Arial" w:cs="Arial"/>
-                <w:sz w:val="20"/>
-                <w:szCs w:val="20"/>
-              </w:rPr>
-            </w:pPr>
-          </w:p>
-          <w:p>
-            <w:pPr>
-              <w:spacing w:before="40"/>
-              <w:ind w:left="142"/>
-              <w:rPr>
-                <w:rFonts w:ascii="Arial" w:hAnsi="Arial" w:cs="Arial"/>
-                <w:sz w:val="20"/>
-                <w:szCs w:val="20"/>
-              </w:rPr>
-            </w:pPr>
-          </w:p>
-          <w:p>
-            <w:pPr>
-              <w:spacing w:before="40"/>
-              <w:ind w:left="142"/>
-              <w:rPr>
-                <w:rFonts w:ascii="Arial" w:hAnsi="Arial" w:cs="Arial"/>
-                <w:sz w:val="20"/>
-                <w:szCs w:val="20"/>
-              </w:rPr>
-            </w:pPr>
-          </w:p>
-          <w:p>
-            <w:pPr>
-              <w:spacing w:before="40"/>
-              <w:ind w:left="142"/>
               <w:rPr>
                 <w:rFonts w:ascii="Arial" w:hAnsi="Arial" w:cs="Arial"/>
                 <w:sz w:val="20"/>
@@ -926,6 +997,14 @@
                 <w:szCs w:val="20"/>
               </w:rPr>
               <w:br/>
+            </w:r>
+            <w:r>
+              <w:rPr>
+                <w:rFonts w:ascii="Arial" w:hAnsi="Arial" w:cs="Arial"/>
+                <w:b/>
+                <w:sz w:val="20"/>
+                <w:szCs w:val="20"/>
+              </w:rPr>
               <w:t xml:space="preserve">Betreuer (Professor): </w:t>
             </w:r>
             <w:r>
@@ -934,24 +1013,74 @@
                 <w:sz w:val="20"/>
                 <w:szCs w:val="20"/>
               </w:rPr>
-              <w:t>Prof. xxx; Tel.: xxx; E-Mail: xxx</w:t>
-            </w:r>
-          </w:p>
-          <w:p>
-            <w:pPr>
-              <w:rPr>
-                <w:rFonts w:ascii="Arial" w:hAnsi="Arial" w:cs="Arial"/>
-                <w:sz w:val="20"/>
-                <w:szCs w:val="20"/>
-              </w:rPr>
-            </w:pPr>
-            <w:r>
-              <w:rPr>
-                <w:rFonts w:ascii="Arial" w:hAnsi="Arial" w:cs="Arial"/>
-                <w:sz w:val="20"/>
-                <w:szCs w:val="20"/>
-              </w:rPr>
-              <w:t>Eventueller Zweitbetreuer: …..</w:t>
+              <w:t xml:space="preserve">Prof. </w:t>
+            </w:r>
+            <w:r>
+              <w:rPr>
+                <w:rFonts w:ascii="Arial" w:hAnsi="Arial" w:cs="Arial"/>
+                <w:sz w:val="20"/>
+                <w:szCs w:val="20"/>
+              </w:rPr>
+              <w:t>Catherina Burghart</w:t>
+            </w:r>
+            <w:r>
+              <w:rPr>
+                <w:rFonts w:ascii="Arial" w:hAnsi="Arial" w:cs="Arial"/>
+                <w:sz w:val="20"/>
+                <w:szCs w:val="20"/>
+              </w:rPr>
+              <w:t>; E-Mail:</w:t>
+            </w:r>
+            <w:r>
+              <w:rPr>
+                <w:rFonts w:ascii="Arial" w:hAnsi="Arial" w:cs="Arial"/>
+                <w:sz w:val="20"/>
+                <w:szCs w:val="20"/>
+              </w:rPr>
+              <w:t xml:space="preserve"> </w:t>
+            </w:r>
+            <w:r>
+              <w:rPr>
+                <w:rFonts w:ascii="Arial" w:hAnsi="Arial" w:cs="Arial"/>
+                <w:sz w:val="20"/>
+                <w:szCs w:val="20"/>
+              </w:rPr>
+              <w:t>catherina.burghart@h-ka.de</w:t>
+            </w:r>
+          </w:p>
+          <w:p>
+            <w:pPr>
+              <w:rPr>
+                <w:rFonts w:ascii="Arial" w:hAnsi="Arial" w:cs="Arial"/>
+                <w:sz w:val="20"/>
+                <w:szCs w:val="20"/>
+              </w:rPr>
+            </w:pPr>
+            <w:r>
+              <w:rPr>
+                <w:rFonts w:ascii="Arial" w:hAnsi="Arial" w:cs="Arial"/>
+                <w:sz w:val="20"/>
+                <w:szCs w:val="20"/>
+              </w:rPr>
+              <w:t xml:space="preserve">Eventueller </w:t>
+            </w:r>
+            <w:proofErr w:type="gramStart"/>
+            <w:r>
+              <w:rPr>
+                <w:rFonts w:ascii="Arial" w:hAnsi="Arial" w:cs="Arial"/>
+                <w:sz w:val="20"/>
+                <w:szCs w:val="20"/>
+              </w:rPr>
+              <w:t>Zweitbetreuer: ….</w:t>
+            </w:r>
+            <w:proofErr w:type="gramEnd"/>
+            <w:r>
+              <w:rPr>
+                <w:rFonts w:ascii="Arial" w:hAnsi="Arial" w:cs="Arial"/>
+                <w:sz w:val="20"/>
+                <w:szCs w:val="20"/>
+              </w:rPr>
+              <w:t>.</w:t>
             </w:r>
           </w:p>
           <w:p>
@@ -1036,22 +1165,44 @@
           <w:p>
             <w:pPr>
               <w:tabs>
-                <w:tab w:val="left" w:pos="4962"/>
+                <w:tab w:val="left" w:pos="4935"/>
                 <w:tab w:val="left" w:pos="5387"/>
               </w:tabs>
               <w:rPr>
                 <w:rFonts w:ascii="Arial" w:hAnsi="Arial" w:cs="Arial"/>
                 <w:sz w:val="20"/>
                 <w:szCs w:val="20"/>
-              </w:rPr>
-            </w:pPr>
-            <w:r>
-              <w:rPr>
-                <w:rFonts w:ascii="Arial" w:hAnsi="Arial" w:cs="Arial"/>
-                <w:sz w:val="20"/>
-                <w:szCs w:val="20"/>
-              </w:rPr>
-              <w:t>Vorname Name (MABB, MECB/FZTB/…) Matr.-Nr: xx</w:t>
+                <w:lang w:val="en-US"/>
+              </w:rPr>
+            </w:pPr>
+            <w:r>
+              <w:rPr>
+                <w:rFonts w:ascii="Arial" w:hAnsi="Arial" w:cs="Arial"/>
+                <w:sz w:val="20"/>
+                <w:szCs w:val="20"/>
+                <w:lang w:val="en-US"/>
+              </w:rPr>
+              <w:t xml:space="preserve">Julian, </w:t>
+            </w:r>
+            <w:proofErr w:type="spellStart"/>
+            <w:r>
+              <w:rPr>
+                <w:rFonts w:ascii="Arial" w:hAnsi="Arial" w:cs="Arial"/>
+                <w:sz w:val="20"/>
+                <w:szCs w:val="20"/>
+                <w:lang w:val="en-US"/>
+              </w:rPr>
+              <w:t>Lanfermann</w:t>
+            </w:r>
+            <w:proofErr w:type="spellEnd"/>
+            <w:r>
+              <w:rPr>
+                <w:rFonts w:ascii="Arial" w:hAnsi="Arial" w:cs="Arial"/>
+                <w:sz w:val="20"/>
+                <w:szCs w:val="20"/>
+                <w:lang w:val="en-US"/>
+              </w:rPr>
+              <w:t xml:space="preserve"> (MECM) 80484</w:t>
             </w:r>
           </w:p>
           <w:p>
@@ -1064,15 +1215,17 @@
                 <w:rFonts w:ascii="Arial" w:hAnsi="Arial" w:cs="Arial"/>
                 <w:sz w:val="20"/>
                 <w:szCs w:val="20"/>
-              </w:rPr>
-            </w:pPr>
-            <w:r>
-              <w:rPr>
-                <w:rFonts w:ascii="Arial" w:hAnsi="Arial" w:cs="Arial"/>
-                <w:sz w:val="20"/>
-                <w:szCs w:val="20"/>
-              </w:rPr>
-              <w:t>….</w:t>
+                <w:lang w:val="en-US"/>
+              </w:rPr>
+            </w:pPr>
+            <w:r>
+              <w:rPr>
+                <w:rFonts w:ascii="Arial" w:hAnsi="Arial" w:cs="Arial"/>
+                <w:sz w:val="20"/>
+                <w:szCs w:val="20"/>
+                <w:lang w:val="en-US"/>
+              </w:rPr>
+              <w:t>Marcel, Thiel (MECM) 80341</w:t>
             </w:r>
           </w:p>
           <w:p>
@@ -1085,15 +1238,35 @@
                 <w:rFonts w:ascii="Arial" w:hAnsi="Arial" w:cs="Arial"/>
                 <w:sz w:val="20"/>
                 <w:szCs w:val="20"/>
-              </w:rPr>
-            </w:pPr>
-            <w:r>
-              <w:rPr>
-                <w:rFonts w:ascii="Arial" w:hAnsi="Arial" w:cs="Arial"/>
-                <w:sz w:val="20"/>
-                <w:szCs w:val="20"/>
-              </w:rPr>
-              <w:t>….</w:t>
+                <w:lang w:val="en-US"/>
+              </w:rPr>
+            </w:pPr>
+            <w:r>
+              <w:rPr>
+                <w:rFonts w:ascii="Arial" w:hAnsi="Arial" w:cs="Arial"/>
+                <w:sz w:val="20"/>
+                <w:szCs w:val="20"/>
+                <w:lang w:val="en-US"/>
+              </w:rPr>
+              <w:t>Pablo, S</w:t>
+            </w:r>
+            <w:r>
+              <w:rPr>
+                <w:rFonts w:ascii="Arial" w:hAnsi="Arial" w:cs="Arial"/>
+                <w:sz w:val="20"/>
+                <w:szCs w:val="20"/>
+                <w:lang w:val="en-US"/>
+              </w:rPr>
+              <w:t>cherer (MECM) 7972</w:t>
+            </w:r>
+            <w:r>
+              <w:rPr>
+                <w:rFonts w:ascii="Arial" w:hAnsi="Arial" w:cs="Arial"/>
+                <w:sz w:val="20"/>
+                <w:szCs w:val="20"/>
+                <w:lang w:val="en-US"/>
+              </w:rPr>
+              <w:t>5</w:t>
             </w:r>
           </w:p>
           <w:p>
@@ -1106,6 +1279,7 @@
                 <w:rFonts w:ascii="Arial" w:hAnsi="Arial" w:cs="Arial"/>
                 <w:sz w:val="20"/>
                 <w:szCs w:val="20"/>
+                <w:lang w:val="en-US"/>
               </w:rPr>
             </w:pPr>
           </w:p>
@@ -1119,42 +1293,9 @@
                 <w:rFonts w:ascii="Arial" w:hAnsi="Arial" w:cs="Arial"/>
                 <w:sz w:val="20"/>
                 <w:szCs w:val="20"/>
-              </w:rPr>
-            </w:pPr>
-          </w:p>
-          <w:p>
-            <w:pPr>
-              <w:tabs>
-                <w:tab w:val="left" w:pos="4935"/>
-                <w:tab w:val="left" w:pos="5387"/>
-              </w:tabs>
-              <w:rPr>
-                <w:rFonts w:ascii="Arial" w:hAnsi="Arial" w:cs="Arial"/>
-                <w:sz w:val="20"/>
-                <w:szCs w:val="20"/>
-              </w:rPr>
-            </w:pPr>
-          </w:p>
-          <w:p>
-            <w:pPr>
-              <w:tabs>
-                <w:tab w:val="left" w:pos="4935"/>
-                <w:tab w:val="left" w:pos="5387"/>
-              </w:tabs>
-              <w:rPr>
-                <w:rFonts w:ascii="Arial" w:hAnsi="Arial" w:cs="Arial"/>
-                <w:sz w:val="20"/>
-                <w:szCs w:val="20"/>
-              </w:rPr>
-            </w:pPr>
-            <w:r>
-              <w:rPr>
-                <w:rFonts w:ascii="Arial" w:hAnsi="Arial" w:cs="Arial"/>
-                <w:sz w:val="20"/>
-                <w:szCs w:val="20"/>
-              </w:rPr>
-              <w:br/>
-            </w:r>
+                <w:lang w:val="en-US"/>
+              </w:rPr>
+            </w:pPr>
           </w:p>
         </w:tc>
       </w:tr>
@@ -1163,6 +1304,7 @@
       <w:pPr>
         <w:rPr>
           <w:i/>
+          <w:lang w:val="en-US"/>
         </w:rPr>
       </w:pPr>
     </w:p>
@@ -1177,7 +1319,7 @@
 </file>
 
 <file path=word/numbering.xml><?xml version="1.0" encoding="utf-8"?>
-<w:numbering xmlns:wpc="http://schemas.microsoft.com/office/word/2010/wordprocessingCanvas" xmlns:cx="http://schemas.microsoft.com/office/drawing/2014/chartex" xmlns:cx1="http://schemas.microsoft.com/office/drawing/2015/9/8/chartex" xmlns:cx2="http://schemas.microsoft.com/office/drawing/2015/10/21/chartex" xmlns:cx3="http://schemas.microsoft.com/office/drawing/2016/5/9/chartex" xmlns:cx4="http://schemas.microsoft.com/office/drawing/2016/5/10/chartex" xmlns:cx5="http://schemas.microsoft.com/office/drawing/2016/5/11/chartex" xmlns:cx6="http://schemas.microsoft.com/office/drawing/2016/5/12/chartex" xmlns:cx7="http://schemas.microsoft.com/office/drawing/2016/5/13/chartex" xmlns:cx8="http://schemas.microsoft.com/office/drawing/2016/5/14/chartex" xmlns:mc="http://schemas.openxmlformats.org/markup-compatibility/2006" xmlns:aink="http://schemas.microsoft.com/office/drawing/2016/ink" xmlns:am3d="http://schemas.microsoft.com/office/drawing/2017/model3d" xmlns:o="urn:schemas-microsoft-com:office:office" xmlns:r="http://schemas.openxmlformats.org/officeDocument/2006/relationships" xmlns:m="http://schemas.openxmlformats.org/officeDocument/2006/math" xmlns:v="urn:schemas-microsoft-com:vml" xmlns:wp14="http://schemas.microsoft.com/office/word/2010/wordprocessingDrawing" xmlns:wp="http://schemas.openxmlformats.org/drawingml/2006/wordprocessingDrawing" xmlns:w10="urn:schemas-microsoft-com:office:word" xmlns:w="http://schemas.openxmlformats.org/wordprocessingml/2006/main" xmlns:w14="http://schemas.microsoft.com/office/word/2010/wordml" xmlns:w15="http://schemas.microsoft.com/office/word/2012/wordml" xmlns:w16cex="http://schemas.microsoft.com/office/word/2018/wordml/cex" xmlns:w16cid="http://schemas.microsoft.com/office/word/2016/wordml/cid" xmlns:w16="http://schemas.microsoft.com/office/word/2018/wordml" xmlns:w16sdtdh="http://schemas.microsoft.com/office/word/2020/wordml/sdtdatahash" xmlns:w16se="http://schemas.microsoft.com/office/word/2015/wordml/symex" xmlns:wpg="http://schemas.microsoft.com/office/word/2010/wordprocessingGroup" xmlns:wpi="http://schemas.microsoft.com/office/word/2010/wordprocessingInk" xmlns:wne="http://schemas.microsoft.com/office/word/2006/wordml" xmlns:wps="http://schemas.microsoft.com/office/word/2010/wordprocessingShape" mc:Ignorable="w14 w15 w16se w16cid w16 w16cex w16sdtdh wp14">
+<w:numbering xmlns:wpc="http://schemas.microsoft.com/office/word/2010/wordprocessingCanvas" xmlns:cx="http://schemas.microsoft.com/office/drawing/2014/chartex" xmlns:cx1="http://schemas.microsoft.com/office/drawing/2015/9/8/chartex" xmlns:cx2="http://schemas.microsoft.com/office/drawing/2015/10/21/chartex" xmlns:cx3="http://schemas.microsoft.com/office/drawing/2016/5/9/chartex" xmlns:cx4="http://schemas.microsoft.com/office/drawing/2016/5/10/chartex" xmlns:cx5="http://schemas.microsoft.com/office/drawing/2016/5/11/chartex" xmlns:cx6="http://schemas.microsoft.com/office/drawing/2016/5/12/chartex" xmlns:cx7="http://schemas.microsoft.com/office/drawing/2016/5/13/chartex" xmlns:cx8="http://schemas.microsoft.com/office/drawing/2016/5/14/chartex" xmlns:mc="http://schemas.openxmlformats.org/markup-compatibility/2006" xmlns:aink="http://schemas.microsoft.com/office/drawing/2016/ink" xmlns:am3d="http://schemas.microsoft.com/office/drawing/2017/model3d" xmlns:o="urn:schemas-microsoft-com:office:office" xmlns:oel="http://schemas.microsoft.com/office/2019/extlst" xmlns:r="http://schemas.openxmlformats.org/officeDocument/2006/relationships" xmlns:m="http://schemas.openxmlformats.org/officeDocument/2006/math" xmlns:v="urn:schemas-microsoft-com:vml" xmlns:wp14="http://schemas.microsoft.com/office/word/2010/wordprocessingDrawing" xmlns:wp="http://schemas.openxmlformats.org/drawingml/2006/wordprocessingDrawing" xmlns:w10="urn:schemas-microsoft-com:office:word" xmlns:w="http://schemas.openxmlformats.org/wordprocessingml/2006/main" xmlns:w14="http://schemas.microsoft.com/office/word/2010/wordml" xmlns:w15="http://schemas.microsoft.com/office/word/2012/wordml" xmlns:w16cex="http://schemas.microsoft.com/office/word/2018/wordml/cex" xmlns:w16cid="http://schemas.microsoft.com/office/word/2016/wordml/cid" xmlns:w16="http://schemas.microsoft.com/office/word/2018/wordml" xmlns:w16du="http://schemas.microsoft.com/office/word/2023/wordml/word16du" xmlns:w16sdtdh="http://schemas.microsoft.com/office/word/2020/wordml/sdtdatahash" xmlns:w16sdtfl="http://schemas.microsoft.com/office/word/2024/wordml/sdtformatlock" xmlns:w16se="http://schemas.microsoft.com/office/word/2015/wordml/symex" xmlns:wpg="http://schemas.microsoft.com/office/word/2010/wordprocessingGroup" xmlns:wpi="http://schemas.microsoft.com/office/word/2010/wordprocessingInk" xmlns:wne="http://schemas.microsoft.com/office/word/2006/wordml" xmlns:wps="http://schemas.microsoft.com/office/word/2010/wordprocessingShape" mc:Ignorable="w14 w15 w16se w16cid w16 w16cex w16sdtdh w16sdtfl w16du wp14">
   <w:abstractNum w:abstractNumId="0" w15:restartNumberingAfterBreak="0">
     <w:nsid w:val="0413710E"/>
     <w:multiLevelType w:val="hybridMultilevel"/>
@@ -2188,38 +2330,38 @@
       </w:rPr>
     </w:lvl>
   </w:abstractNum>
-  <w:num w:numId="1">
+  <w:num w:numId="1" w16cid:durableId="948856307">
     <w:abstractNumId w:val="8"/>
   </w:num>
-  <w:num w:numId="2">
+  <w:num w:numId="2" w16cid:durableId="942684947">
     <w:abstractNumId w:val="0"/>
   </w:num>
-  <w:num w:numId="3">
+  <w:num w:numId="3" w16cid:durableId="1791512500">
     <w:abstractNumId w:val="6"/>
   </w:num>
-  <w:num w:numId="4">
+  <w:num w:numId="4" w16cid:durableId="2016182175">
     <w:abstractNumId w:val="7"/>
   </w:num>
-  <w:num w:numId="5">
+  <w:num w:numId="5" w16cid:durableId="1495027471">
     <w:abstractNumId w:val="2"/>
   </w:num>
-  <w:num w:numId="6">
+  <w:num w:numId="6" w16cid:durableId="1737782990">
     <w:abstractNumId w:val="1"/>
   </w:num>
-  <w:num w:numId="7">
+  <w:num w:numId="7" w16cid:durableId="1270160820">
     <w:abstractNumId w:val="3"/>
   </w:num>
-  <w:num w:numId="8">
+  <w:num w:numId="8" w16cid:durableId="1444418317">
     <w:abstractNumId w:val="4"/>
   </w:num>
-  <w:num w:numId="9">
+  <w:num w:numId="9" w16cid:durableId="1293055385">
     <w:abstractNumId w:val="5"/>
   </w:num>
 </w:numbering>
 </file>
 
 <file path=word/styles.xml><?xml version="1.0" encoding="utf-8"?>
-<w:styles xmlns:mc="http://schemas.openxmlformats.org/markup-compatibility/2006" xmlns:r="http://schemas.openxmlformats.org/officeDocument/2006/relationships" xmlns:w="http://schemas.openxmlformats.org/wordprocessingml/2006/main" xmlns:w14="http://schemas.microsoft.com/office/word/2010/wordml" xmlns:w15="http://schemas.microsoft.com/office/word/2012/wordml" xmlns:w16cex="http://schemas.microsoft.com/office/word/2018/wordml/cex" xmlns:w16cid="http://schemas.microsoft.com/office/word/2016/wordml/cid" xmlns:w16="http://schemas.microsoft.com/office/word/2018/wordml" xmlns:w16sdtdh="http://schemas.microsoft.com/office/word/2020/wordml/sdtdatahash" xmlns:w16se="http://schemas.microsoft.com/office/word/2015/wordml/symex" mc:Ignorable="w14 w15 w16se w16cid w16 w16cex w16sdtdh">
+<w:styles xmlns:mc="http://schemas.openxmlformats.org/markup-compatibility/2006" xmlns:r="http://schemas.openxmlformats.org/officeDocument/2006/relationships" xmlns:w="http://schemas.openxmlformats.org/wordprocessingml/2006/main" xmlns:w14="http://schemas.microsoft.com/office/word/2010/wordml" xmlns:w15="http://schemas.microsoft.com/office/word/2012/wordml" xmlns:w16cex="http://schemas.microsoft.com/office/word/2018/wordml/cex" xmlns:w16cid="http://schemas.microsoft.com/office/word/2016/wordml/cid" xmlns:w16="http://schemas.microsoft.com/office/word/2018/wordml" xmlns:w16du="http://schemas.microsoft.com/office/word/2023/wordml/word16du" xmlns:w16sdtdh="http://schemas.microsoft.com/office/word/2020/wordml/sdtdatahash" xmlns:w16sdtfl="http://schemas.microsoft.com/office/word/2024/wordml/sdtformatlock" xmlns:w16se="http://schemas.microsoft.com/office/word/2015/wordml/symex" mc:Ignorable="w14 w15 w16se w16cid w16 w16cex w16sdtdh w16sdtfl w16du">
   <w:docDefaults>
     <w:rPrDefault>
       <w:rPr>
@@ -2528,7 +2670,6 @@
   <w:style w:type="character" w:default="1" w:styleId="Absatz-Standardschriftart">
     <w:name w:val="Default Paragraph Font"/>
     <w:uiPriority w:val="1"/>
-    <w:semiHidden/>
     <w:unhideWhenUsed/>
   </w:style>
   <w:style w:type="table" w:default="1" w:styleId="NormaleTabelle">
@@ -2622,6 +2763,27 @@
       <w:rFonts w:ascii="Tahoma" w:hAnsi="Tahoma" w:cs="Tahoma"/>
       <w:sz w:val="16"/>
       <w:szCs w:val="16"/>
+    </w:rPr>
+  </w:style>
+  <w:style w:type="character" w:styleId="Hyperlink">
+    <w:name w:val="Hyperlink"/>
+    <w:basedOn w:val="Absatz-Standardschriftart"/>
+    <w:rsid w:val="00447E73"/>
+    <w:rPr>
+      <w:color w:val="0563C1" w:themeColor="hyperlink"/>
+      <w:u w:val="single"/>
+    </w:rPr>
+  </w:style>
+  <w:style w:type="character" w:styleId="NichtaufgelsteErwhnung">
+    <w:name w:val="Unresolved Mention"/>
+    <w:basedOn w:val="Absatz-Standardschriftart"/>
+    <w:uiPriority w:val="99"/>
+    <w:semiHidden/>
+    <w:unhideWhenUsed/>
+    <w:rsid w:val="00447E73"/>
+    <w:rPr>
+      <w:color w:val="605E5C"/>
+      <w:shd w:val="clear" w:color="auto" w:fill="E1DFDD"/>
     </w:rPr>
   </w:style>
 </w:styles>
